--- a/PROJETO FINAL 2026/modelo atualizado CASTELO_BRANCO_IGOR_EMANUELI.docx
+++ b/PROJETO FINAL 2026/modelo atualizado CASTELO_BRANCO_IGOR_EMANUELI.docx
@@ -4441,8 +4441,6 @@
           <w:szCs w:val="22"/>
         </w:rPr>
       </w:pPr>
-      <w:bookmarkStart w:id="33" w:name="_GoBack"/>
-      <w:bookmarkEnd w:id="33"/>
     </w:p>
     <w:p>
       <w:pPr>
@@ -5682,14 +5680,12 @@
       <w:pPr>
         <w:pStyle w:val="12"/>
         <w:numPr>
-          <w:ilvl w:val="0"/>
-          <w:numId w:val="7"/>
+          <w:ilvl w:val="-3"/>
+          <w:numId w:val="0"/>
         </w:numPr>
         <w:tabs>
           <w:tab w:val="left" w:pos="0"/>
-          <w:tab w:val="clear" w:pos="720"/>
-        </w:tabs>
-        <w:ind w:left="720" w:hanging="283"/>
+        </w:tabs>
       </w:pPr>
       <w:r>
         <w:rPr>
@@ -5705,14 +5701,12 @@
       <w:pPr>
         <w:pStyle w:val="12"/>
         <w:numPr>
-          <w:ilvl w:val="0"/>
-          <w:numId w:val="8"/>
+          <w:ilvl w:val="-3"/>
+          <w:numId w:val="0"/>
         </w:numPr>
         <w:tabs>
           <w:tab w:val="left" w:pos="0"/>
-          <w:tab w:val="clear" w:pos="720"/>
-        </w:tabs>
-        <w:ind w:left="720" w:hanging="283"/>
+        </w:tabs>
       </w:pPr>
       <w:r>
         <w:rPr>
@@ -5728,14 +5722,12 @@
       <w:pPr>
         <w:pStyle w:val="12"/>
         <w:numPr>
-          <w:ilvl w:val="0"/>
-          <w:numId w:val="9"/>
+          <w:ilvl w:val="-3"/>
+          <w:numId w:val="0"/>
         </w:numPr>
         <w:tabs>
           <w:tab w:val="left" w:pos="0"/>
-          <w:tab w:val="clear" w:pos="720"/>
-        </w:tabs>
-        <w:ind w:left="720" w:hanging="283"/>
+        </w:tabs>
       </w:pPr>
       <w:r>
         <w:rPr>
@@ -5751,14 +5743,12 @@
       <w:pPr>
         <w:pStyle w:val="12"/>
         <w:numPr>
-          <w:ilvl w:val="0"/>
-          <w:numId w:val="10"/>
+          <w:ilvl w:val="-3"/>
+          <w:numId w:val="0"/>
         </w:numPr>
         <w:tabs>
           <w:tab w:val="left" w:pos="0"/>
-          <w:tab w:val="clear" w:pos="720"/>
-        </w:tabs>
-        <w:ind w:left="720" w:hanging="283"/>
+        </w:tabs>
       </w:pPr>
       <w:r>
         <w:rPr>
@@ -5774,14 +5764,12 @@
       <w:pPr>
         <w:pStyle w:val="12"/>
         <w:numPr>
-          <w:ilvl w:val="0"/>
-          <w:numId w:val="11"/>
+          <w:ilvl w:val="-3"/>
+          <w:numId w:val="0"/>
         </w:numPr>
         <w:tabs>
           <w:tab w:val="left" w:pos="0"/>
-          <w:tab w:val="clear" w:pos="720"/>
-        </w:tabs>
-        <w:ind w:left="720" w:hanging="283"/>
+        </w:tabs>
       </w:pPr>
       <w:r>
         <w:rPr>
@@ -5797,14 +5785,12 @@
       <w:pPr>
         <w:pStyle w:val="12"/>
         <w:numPr>
-          <w:ilvl w:val="0"/>
-          <w:numId w:val="12"/>
+          <w:ilvl w:val="-3"/>
+          <w:numId w:val="0"/>
         </w:numPr>
         <w:tabs>
           <w:tab w:val="left" w:pos="0"/>
-          <w:tab w:val="clear" w:pos="720"/>
-        </w:tabs>
-        <w:ind w:left="720" w:hanging="283"/>
+        </w:tabs>
       </w:pPr>
       <w:r>
         <w:rPr>
@@ -5820,14 +5806,12 @@
       <w:pPr>
         <w:pStyle w:val="12"/>
         <w:numPr>
-          <w:ilvl w:val="0"/>
-          <w:numId w:val="13"/>
+          <w:ilvl w:val="-3"/>
+          <w:numId w:val="0"/>
         </w:numPr>
         <w:tabs>
           <w:tab w:val="left" w:pos="0"/>
-          <w:tab w:val="clear" w:pos="720"/>
-        </w:tabs>
-        <w:ind w:left="720" w:hanging="283"/>
+        </w:tabs>
       </w:pPr>
       <w:r>
         <w:rPr>
@@ -5843,14 +5827,12 @@
       <w:pPr>
         <w:pStyle w:val="12"/>
         <w:numPr>
-          <w:ilvl w:val="0"/>
-          <w:numId w:val="14"/>
+          <w:ilvl w:val="-3"/>
+          <w:numId w:val="0"/>
         </w:numPr>
         <w:tabs>
           <w:tab w:val="left" w:pos="0"/>
-          <w:tab w:val="clear" w:pos="720"/>
-        </w:tabs>
-        <w:ind w:left="720" w:hanging="283"/>
+        </w:tabs>
       </w:pPr>
       <w:r>
         <w:rPr>
@@ -5866,14 +5848,12 @@
       <w:pPr>
         <w:pStyle w:val="12"/>
         <w:numPr>
-          <w:ilvl w:val="0"/>
-          <w:numId w:val="15"/>
+          <w:ilvl w:val="-3"/>
+          <w:numId w:val="0"/>
         </w:numPr>
         <w:tabs>
           <w:tab w:val="left" w:pos="0"/>
-          <w:tab w:val="clear" w:pos="720"/>
-        </w:tabs>
-        <w:ind w:left="720" w:hanging="283"/>
+        </w:tabs>
       </w:pPr>
       <w:r>
         <w:rPr>
@@ -5913,14 +5893,12 @@
       <w:pPr>
         <w:pStyle w:val="12"/>
         <w:numPr>
-          <w:ilvl w:val="0"/>
-          <w:numId w:val="16"/>
+          <w:ilvl w:val="-3"/>
+          <w:numId w:val="0"/>
         </w:numPr>
         <w:tabs>
           <w:tab w:val="left" w:pos="0"/>
-          <w:tab w:val="clear" w:pos="720"/>
-        </w:tabs>
-        <w:ind w:left="720" w:hanging="283"/>
+        </w:tabs>
       </w:pPr>
       <w:r>
         <w:rPr>
@@ -5960,14 +5938,12 @@
       <w:pPr>
         <w:pStyle w:val="12"/>
         <w:numPr>
-          <w:ilvl w:val="0"/>
-          <w:numId w:val="17"/>
+          <w:ilvl w:val="-3"/>
+          <w:numId w:val="0"/>
         </w:numPr>
         <w:tabs>
           <w:tab w:val="left" w:pos="0"/>
-          <w:tab w:val="clear" w:pos="720"/>
-        </w:tabs>
-        <w:ind w:left="720" w:hanging="283"/>
+        </w:tabs>
       </w:pPr>
       <w:r>
         <w:rPr>
@@ -6007,14 +5983,12 @@
       <w:pPr>
         <w:pStyle w:val="12"/>
         <w:numPr>
-          <w:ilvl w:val="0"/>
-          <w:numId w:val="18"/>
+          <w:ilvl w:val="-3"/>
+          <w:numId w:val="0"/>
         </w:numPr>
         <w:tabs>
           <w:tab w:val="left" w:pos="0"/>
-          <w:tab w:val="clear" w:pos="720"/>
-        </w:tabs>
-        <w:ind w:left="720" w:hanging="283"/>
+        </w:tabs>
       </w:pPr>
       <w:r>
         <w:rPr>
@@ -6030,15 +6004,15 @@
       <w:pPr>
         <w:pStyle w:val="12"/>
         <w:numPr>
-          <w:ilvl w:val="0"/>
-          <w:numId w:val="19"/>
+          <w:ilvl w:val="-3"/>
+          <w:numId w:val="0"/>
         </w:numPr>
         <w:tabs>
           <w:tab w:val="left" w:pos="0"/>
-          <w:tab w:val="clear" w:pos="720"/>
-        </w:tabs>
-        <w:ind w:left="720" w:hanging="283"/>
-      </w:pPr>
+        </w:tabs>
+      </w:pPr>
+      <w:bookmarkStart w:id="33" w:name="_GoBack"/>
+      <w:bookmarkEnd w:id="33"/>
       <w:r>
         <w:rPr>
           <w:b/>
@@ -6262,238 +6236,6 @@
 <file path=word/numbering.xml><?xml version="1.0" encoding="utf-8"?>
 <w:numbering xmlns:wpc="http://schemas.microsoft.com/office/word/2010/wordprocessingCanvas" xmlns:mc="http://schemas.openxmlformats.org/markup-compatibility/2006" xmlns:o="urn:schemas-microsoft-com:office:office" xmlns:r="http://schemas.openxmlformats.org/officeDocument/2006/relationships" xmlns:m="http://schemas.openxmlformats.org/officeDocument/2006/math" xmlns:v="urn:schemas-microsoft-com:vml" xmlns:wp14="http://schemas.microsoft.com/office/word/2010/wordprocessingDrawing" xmlns:wp="http://schemas.openxmlformats.org/drawingml/2006/wordprocessingDrawing" xmlns:w10="urn:schemas-microsoft-com:office:word" xmlns:w="http://schemas.openxmlformats.org/wordprocessingml/2006/main" xmlns:w14="http://schemas.microsoft.com/office/word/2010/wordml" xmlns:wpg="http://schemas.microsoft.com/office/word/2010/wordprocessingGroup" xmlns:wpi="http://schemas.microsoft.com/office/word/2010/wordprocessingInk" xmlns:wne="http://schemas.microsoft.com/office/word/2006/wordml" xmlns:wps="http://schemas.microsoft.com/office/word/2010/wordprocessingShape" xmlns:wpsCustomData="http://www.wps.cn/officeDocument/2013/wpsCustomData" mc:Ignorable="w14 wp14">
   <w:abstractNum w:abstractNumId="0">
-    <w:nsid w:val="9239341B"/>
-    <w:multiLevelType w:val="multilevel"/>
-    <w:tmpl w:val="9239341B"/>
-    <w:lvl w:ilvl="0" w:tentative="0">
-      <w:start w:val="1"/>
-      <w:numFmt w:val="bullet"/>
-      <w:lvlText w:val=""/>
-      <w:lvlJc w:val="left"/>
-      <w:pPr>
-        <w:tabs>
-          <w:tab w:val="left" w:pos="720"/>
-        </w:tabs>
-        <w:ind w:left="720" w:hanging="283"/>
-      </w:pPr>
-      <w:rPr>
-        <w:rFonts w:hint="default" w:ascii="Symbol" w:hAnsi="Symbol" w:cs="OpenSymbol"/>
-      </w:rPr>
-    </w:lvl>
-    <w:lvl w:ilvl="1" w:tentative="0">
-      <w:start w:val="1"/>
-      <w:numFmt w:val="decimal"/>
-      <w:lvlText w:val="%2."/>
-      <w:lvlJc w:val="left"/>
-      <w:pPr>
-        <w:tabs>
-          <w:tab w:val="left" w:pos="1080"/>
-        </w:tabs>
-        <w:ind w:left="1080" w:hanging="360"/>
-      </w:pPr>
-    </w:lvl>
-    <w:lvl w:ilvl="2" w:tentative="0">
-      <w:start w:val="1"/>
-      <w:numFmt w:val="decimal"/>
-      <w:lvlText w:val="%3."/>
-      <w:lvlJc w:val="left"/>
-      <w:pPr>
-        <w:tabs>
-          <w:tab w:val="left" w:pos="1440"/>
-        </w:tabs>
-        <w:ind w:left="1440" w:hanging="360"/>
-      </w:pPr>
-    </w:lvl>
-    <w:lvl w:ilvl="3" w:tentative="0">
-      <w:start w:val="1"/>
-      <w:numFmt w:val="decimal"/>
-      <w:lvlText w:val="%4."/>
-      <w:lvlJc w:val="left"/>
-      <w:pPr>
-        <w:tabs>
-          <w:tab w:val="left" w:pos="1800"/>
-        </w:tabs>
-        <w:ind w:left="1800" w:hanging="360"/>
-      </w:pPr>
-    </w:lvl>
-    <w:lvl w:ilvl="4" w:tentative="0">
-      <w:start w:val="1"/>
-      <w:numFmt w:val="decimal"/>
-      <w:lvlText w:val="%5."/>
-      <w:lvlJc w:val="left"/>
-      <w:pPr>
-        <w:tabs>
-          <w:tab w:val="left" w:pos="2160"/>
-        </w:tabs>
-        <w:ind w:left="2160" w:hanging="360"/>
-      </w:pPr>
-    </w:lvl>
-    <w:lvl w:ilvl="5" w:tentative="0">
-      <w:start w:val="1"/>
-      <w:numFmt w:val="decimal"/>
-      <w:lvlText w:val="%6."/>
-      <w:lvlJc w:val="left"/>
-      <w:pPr>
-        <w:tabs>
-          <w:tab w:val="left" w:pos="2520"/>
-        </w:tabs>
-        <w:ind w:left="2520" w:hanging="360"/>
-      </w:pPr>
-    </w:lvl>
-    <w:lvl w:ilvl="6" w:tentative="0">
-      <w:start w:val="1"/>
-      <w:numFmt w:val="decimal"/>
-      <w:lvlText w:val="%7."/>
-      <w:lvlJc w:val="left"/>
-      <w:pPr>
-        <w:tabs>
-          <w:tab w:val="left" w:pos="2880"/>
-        </w:tabs>
-        <w:ind w:left="2880" w:hanging="360"/>
-      </w:pPr>
-    </w:lvl>
-    <w:lvl w:ilvl="7" w:tentative="0">
-      <w:start w:val="1"/>
-      <w:numFmt w:val="decimal"/>
-      <w:lvlText w:val="%8."/>
-      <w:lvlJc w:val="left"/>
-      <w:pPr>
-        <w:tabs>
-          <w:tab w:val="left" w:pos="3240"/>
-        </w:tabs>
-        <w:ind w:left="3240" w:hanging="360"/>
-      </w:pPr>
-    </w:lvl>
-    <w:lvl w:ilvl="8" w:tentative="0">
-      <w:start w:val="1"/>
-      <w:numFmt w:val="decimal"/>
-      <w:lvlText w:val="%9."/>
-      <w:lvlJc w:val="left"/>
-      <w:pPr>
-        <w:tabs>
-          <w:tab w:val="left" w:pos="3600"/>
-        </w:tabs>
-        <w:ind w:left="3600" w:hanging="360"/>
-      </w:pPr>
-    </w:lvl>
-  </w:abstractNum>
-  <w:abstractNum w:abstractNumId="1">
-    <w:nsid w:val="9C8AC8EF"/>
-    <w:multiLevelType w:val="multilevel"/>
-    <w:tmpl w:val="9C8AC8EF"/>
-    <w:lvl w:ilvl="0" w:tentative="0">
-      <w:start w:val="1"/>
-      <w:numFmt w:val="bullet"/>
-      <w:lvlText w:val=""/>
-      <w:lvlJc w:val="left"/>
-      <w:pPr>
-        <w:tabs>
-          <w:tab w:val="left" w:pos="720"/>
-        </w:tabs>
-        <w:ind w:left="720" w:hanging="283"/>
-      </w:pPr>
-      <w:rPr>
-        <w:rFonts w:hint="default" w:ascii="Symbol" w:hAnsi="Symbol" w:cs="OpenSymbol"/>
-      </w:rPr>
-    </w:lvl>
-    <w:lvl w:ilvl="1" w:tentative="0">
-      <w:start w:val="1"/>
-      <w:numFmt w:val="decimal"/>
-      <w:lvlText w:val="%2."/>
-      <w:lvlJc w:val="left"/>
-      <w:pPr>
-        <w:tabs>
-          <w:tab w:val="left" w:pos="1080"/>
-        </w:tabs>
-        <w:ind w:left="1080" w:hanging="360"/>
-      </w:pPr>
-    </w:lvl>
-    <w:lvl w:ilvl="2" w:tentative="0">
-      <w:start w:val="1"/>
-      <w:numFmt w:val="decimal"/>
-      <w:lvlText w:val="%3."/>
-      <w:lvlJc w:val="left"/>
-      <w:pPr>
-        <w:tabs>
-          <w:tab w:val="left" w:pos="1440"/>
-        </w:tabs>
-        <w:ind w:left="1440" w:hanging="360"/>
-      </w:pPr>
-    </w:lvl>
-    <w:lvl w:ilvl="3" w:tentative="0">
-      <w:start w:val="1"/>
-      <w:numFmt w:val="decimal"/>
-      <w:lvlText w:val="%4."/>
-      <w:lvlJc w:val="left"/>
-      <w:pPr>
-        <w:tabs>
-          <w:tab w:val="left" w:pos="1800"/>
-        </w:tabs>
-        <w:ind w:left="1800" w:hanging="360"/>
-      </w:pPr>
-    </w:lvl>
-    <w:lvl w:ilvl="4" w:tentative="0">
-      <w:start w:val="1"/>
-      <w:numFmt w:val="decimal"/>
-      <w:lvlText w:val="%5."/>
-      <w:lvlJc w:val="left"/>
-      <w:pPr>
-        <w:tabs>
-          <w:tab w:val="left" w:pos="2160"/>
-        </w:tabs>
-        <w:ind w:left="2160" w:hanging="360"/>
-      </w:pPr>
-    </w:lvl>
-    <w:lvl w:ilvl="5" w:tentative="0">
-      <w:start w:val="1"/>
-      <w:numFmt w:val="decimal"/>
-      <w:lvlText w:val="%6."/>
-      <w:lvlJc w:val="left"/>
-      <w:pPr>
-        <w:tabs>
-          <w:tab w:val="left" w:pos="2520"/>
-        </w:tabs>
-        <w:ind w:left="2520" w:hanging="360"/>
-      </w:pPr>
-    </w:lvl>
-    <w:lvl w:ilvl="6" w:tentative="0">
-      <w:start w:val="1"/>
-      <w:numFmt w:val="decimal"/>
-      <w:lvlText w:val="%7."/>
-      <w:lvlJc w:val="left"/>
-      <w:pPr>
-        <w:tabs>
-          <w:tab w:val="left" w:pos="2880"/>
-        </w:tabs>
-        <w:ind w:left="2880" w:hanging="360"/>
-      </w:pPr>
-    </w:lvl>
-    <w:lvl w:ilvl="7" w:tentative="0">
-      <w:start w:val="1"/>
-      <w:numFmt w:val="decimal"/>
-      <w:lvlText w:val="%8."/>
-      <w:lvlJc w:val="left"/>
-      <w:pPr>
-        <w:tabs>
-          <w:tab w:val="left" w:pos="3240"/>
-        </w:tabs>
-        <w:ind w:left="3240" w:hanging="360"/>
-      </w:pPr>
-    </w:lvl>
-    <w:lvl w:ilvl="8" w:tentative="0">
-      <w:start w:val="1"/>
-      <w:numFmt w:val="decimal"/>
-      <w:lvlText w:val="%9."/>
-      <w:lvlJc w:val="left"/>
-      <w:pPr>
-        <w:tabs>
-          <w:tab w:val="left" w:pos="3600"/>
-        </w:tabs>
-        <w:ind w:left="3600" w:hanging="360"/>
-      </w:pPr>
-    </w:lvl>
-  </w:abstractNum>
-  <w:abstractNum w:abstractNumId="2">
     <w:nsid w:val="B5E306ED"/>
     <w:multiLevelType w:val="multilevel"/>
     <w:tmpl w:val="B5E306ED"/>
@@ -6633,7 +6375,7 @@
       </w:rPr>
     </w:lvl>
   </w:abstractNum>
-  <w:abstractNum w:abstractNumId="3">
+  <w:abstractNum w:abstractNumId="1">
     <w:nsid w:val="B9BF29F6"/>
     <w:multiLevelType w:val="singleLevel"/>
     <w:tmpl w:val="B9BF29F6"/>
@@ -6653,7 +6395,7 @@
       </w:rPr>
     </w:lvl>
   </w:abstractNum>
-  <w:abstractNum w:abstractNumId="4">
+  <w:abstractNum w:abstractNumId="2">
     <w:nsid w:val="C15E9A71"/>
     <w:multiLevelType w:val="singleLevel"/>
     <w:tmpl w:val="C15E9A71"/>
@@ -6673,471 +6415,7 @@
       </w:rPr>
     </w:lvl>
   </w:abstractNum>
-  <w:abstractNum w:abstractNumId="5">
-    <w:nsid w:val="C8879AEF"/>
-    <w:multiLevelType w:val="multilevel"/>
-    <w:tmpl w:val="C8879AEF"/>
-    <w:lvl w:ilvl="0" w:tentative="0">
-      <w:start w:val="1"/>
-      <w:numFmt w:val="bullet"/>
-      <w:lvlText w:val=""/>
-      <w:lvlJc w:val="left"/>
-      <w:pPr>
-        <w:tabs>
-          <w:tab w:val="left" w:pos="720"/>
-        </w:tabs>
-        <w:ind w:left="720" w:hanging="283"/>
-      </w:pPr>
-      <w:rPr>
-        <w:rFonts w:hint="default" w:ascii="Symbol" w:hAnsi="Symbol" w:cs="OpenSymbol"/>
-      </w:rPr>
-    </w:lvl>
-    <w:lvl w:ilvl="1" w:tentative="0">
-      <w:start w:val="1"/>
-      <w:numFmt w:val="decimal"/>
-      <w:lvlText w:val="%2."/>
-      <w:lvlJc w:val="left"/>
-      <w:pPr>
-        <w:tabs>
-          <w:tab w:val="left" w:pos="1080"/>
-        </w:tabs>
-        <w:ind w:left="1080" w:hanging="360"/>
-      </w:pPr>
-    </w:lvl>
-    <w:lvl w:ilvl="2" w:tentative="0">
-      <w:start w:val="1"/>
-      <w:numFmt w:val="decimal"/>
-      <w:lvlText w:val="%3."/>
-      <w:lvlJc w:val="left"/>
-      <w:pPr>
-        <w:tabs>
-          <w:tab w:val="left" w:pos="1440"/>
-        </w:tabs>
-        <w:ind w:left="1440" w:hanging="360"/>
-      </w:pPr>
-    </w:lvl>
-    <w:lvl w:ilvl="3" w:tentative="0">
-      <w:start w:val="1"/>
-      <w:numFmt w:val="decimal"/>
-      <w:lvlText w:val="%4."/>
-      <w:lvlJc w:val="left"/>
-      <w:pPr>
-        <w:tabs>
-          <w:tab w:val="left" w:pos="1800"/>
-        </w:tabs>
-        <w:ind w:left="1800" w:hanging="360"/>
-      </w:pPr>
-    </w:lvl>
-    <w:lvl w:ilvl="4" w:tentative="0">
-      <w:start w:val="1"/>
-      <w:numFmt w:val="decimal"/>
-      <w:lvlText w:val="%5."/>
-      <w:lvlJc w:val="left"/>
-      <w:pPr>
-        <w:tabs>
-          <w:tab w:val="left" w:pos="2160"/>
-        </w:tabs>
-        <w:ind w:left="2160" w:hanging="360"/>
-      </w:pPr>
-    </w:lvl>
-    <w:lvl w:ilvl="5" w:tentative="0">
-      <w:start w:val="1"/>
-      <w:numFmt w:val="decimal"/>
-      <w:lvlText w:val="%6."/>
-      <w:lvlJc w:val="left"/>
-      <w:pPr>
-        <w:tabs>
-          <w:tab w:val="left" w:pos="2520"/>
-        </w:tabs>
-        <w:ind w:left="2520" w:hanging="360"/>
-      </w:pPr>
-    </w:lvl>
-    <w:lvl w:ilvl="6" w:tentative="0">
-      <w:start w:val="1"/>
-      <w:numFmt w:val="decimal"/>
-      <w:lvlText w:val="%7."/>
-      <w:lvlJc w:val="left"/>
-      <w:pPr>
-        <w:tabs>
-          <w:tab w:val="left" w:pos="2880"/>
-        </w:tabs>
-        <w:ind w:left="2880" w:hanging="360"/>
-      </w:pPr>
-    </w:lvl>
-    <w:lvl w:ilvl="7" w:tentative="0">
-      <w:start w:val="1"/>
-      <w:numFmt w:val="decimal"/>
-      <w:lvlText w:val="%8."/>
-      <w:lvlJc w:val="left"/>
-      <w:pPr>
-        <w:tabs>
-          <w:tab w:val="left" w:pos="3240"/>
-        </w:tabs>
-        <w:ind w:left="3240" w:hanging="360"/>
-      </w:pPr>
-    </w:lvl>
-    <w:lvl w:ilvl="8" w:tentative="0">
-      <w:start w:val="1"/>
-      <w:numFmt w:val="decimal"/>
-      <w:lvlText w:val="%9."/>
-      <w:lvlJc w:val="left"/>
-      <w:pPr>
-        <w:tabs>
-          <w:tab w:val="left" w:pos="3600"/>
-        </w:tabs>
-        <w:ind w:left="3600" w:hanging="360"/>
-      </w:pPr>
-    </w:lvl>
-  </w:abstractNum>
-  <w:abstractNum w:abstractNumId="6">
-    <w:nsid w:val="D7F9FE59"/>
-    <w:multiLevelType w:val="multilevel"/>
-    <w:tmpl w:val="D7F9FE59"/>
-    <w:lvl w:ilvl="0" w:tentative="0">
-      <w:start w:val="1"/>
-      <w:numFmt w:val="bullet"/>
-      <w:lvlText w:val=""/>
-      <w:lvlJc w:val="left"/>
-      <w:pPr>
-        <w:tabs>
-          <w:tab w:val="left" w:pos="720"/>
-        </w:tabs>
-        <w:ind w:left="720" w:hanging="283"/>
-      </w:pPr>
-      <w:rPr>
-        <w:rFonts w:hint="default" w:ascii="Symbol" w:hAnsi="Symbol" w:cs="OpenSymbol"/>
-      </w:rPr>
-    </w:lvl>
-    <w:lvl w:ilvl="1" w:tentative="0">
-      <w:start w:val="1"/>
-      <w:numFmt w:val="decimal"/>
-      <w:lvlText w:val="%2."/>
-      <w:lvlJc w:val="left"/>
-      <w:pPr>
-        <w:tabs>
-          <w:tab w:val="left" w:pos="1080"/>
-        </w:tabs>
-        <w:ind w:left="1080" w:hanging="360"/>
-      </w:pPr>
-    </w:lvl>
-    <w:lvl w:ilvl="2" w:tentative="0">
-      <w:start w:val="1"/>
-      <w:numFmt w:val="decimal"/>
-      <w:lvlText w:val="%3."/>
-      <w:lvlJc w:val="left"/>
-      <w:pPr>
-        <w:tabs>
-          <w:tab w:val="left" w:pos="1440"/>
-        </w:tabs>
-        <w:ind w:left="1440" w:hanging="360"/>
-      </w:pPr>
-    </w:lvl>
-    <w:lvl w:ilvl="3" w:tentative="0">
-      <w:start w:val="1"/>
-      <w:numFmt w:val="decimal"/>
-      <w:lvlText w:val="%4."/>
-      <w:lvlJc w:val="left"/>
-      <w:pPr>
-        <w:tabs>
-          <w:tab w:val="left" w:pos="1800"/>
-        </w:tabs>
-        <w:ind w:left="1800" w:hanging="360"/>
-      </w:pPr>
-    </w:lvl>
-    <w:lvl w:ilvl="4" w:tentative="0">
-      <w:start w:val="1"/>
-      <w:numFmt w:val="decimal"/>
-      <w:lvlText w:val="%5."/>
-      <w:lvlJc w:val="left"/>
-      <w:pPr>
-        <w:tabs>
-          <w:tab w:val="left" w:pos="2160"/>
-        </w:tabs>
-        <w:ind w:left="2160" w:hanging="360"/>
-      </w:pPr>
-    </w:lvl>
-    <w:lvl w:ilvl="5" w:tentative="0">
-      <w:start w:val="1"/>
-      <w:numFmt w:val="decimal"/>
-      <w:lvlText w:val="%6."/>
-      <w:lvlJc w:val="left"/>
-      <w:pPr>
-        <w:tabs>
-          <w:tab w:val="left" w:pos="2520"/>
-        </w:tabs>
-        <w:ind w:left="2520" w:hanging="360"/>
-      </w:pPr>
-    </w:lvl>
-    <w:lvl w:ilvl="6" w:tentative="0">
-      <w:start w:val="1"/>
-      <w:numFmt w:val="decimal"/>
-      <w:lvlText w:val="%7."/>
-      <w:lvlJc w:val="left"/>
-      <w:pPr>
-        <w:tabs>
-          <w:tab w:val="left" w:pos="2880"/>
-        </w:tabs>
-        <w:ind w:left="2880" w:hanging="360"/>
-      </w:pPr>
-    </w:lvl>
-    <w:lvl w:ilvl="7" w:tentative="0">
-      <w:start w:val="1"/>
-      <w:numFmt w:val="decimal"/>
-      <w:lvlText w:val="%8."/>
-      <w:lvlJc w:val="left"/>
-      <w:pPr>
-        <w:tabs>
-          <w:tab w:val="left" w:pos="3240"/>
-        </w:tabs>
-        <w:ind w:left="3240" w:hanging="360"/>
-      </w:pPr>
-    </w:lvl>
-    <w:lvl w:ilvl="8" w:tentative="0">
-      <w:start w:val="1"/>
-      <w:numFmt w:val="decimal"/>
-      <w:lvlText w:val="%9."/>
-      <w:lvlJc w:val="left"/>
-      <w:pPr>
-        <w:tabs>
-          <w:tab w:val="left" w:pos="3600"/>
-        </w:tabs>
-        <w:ind w:left="3600" w:hanging="360"/>
-      </w:pPr>
-    </w:lvl>
-  </w:abstractNum>
-  <w:abstractNum w:abstractNumId="7">
-    <w:nsid w:val="DCBA6B53"/>
-    <w:multiLevelType w:val="multilevel"/>
-    <w:tmpl w:val="DCBA6B53"/>
-    <w:lvl w:ilvl="0" w:tentative="0">
-      <w:start w:val="1"/>
-      <w:numFmt w:val="bullet"/>
-      <w:lvlText w:val=""/>
-      <w:lvlJc w:val="left"/>
-      <w:pPr>
-        <w:tabs>
-          <w:tab w:val="left" w:pos="720"/>
-        </w:tabs>
-        <w:ind w:left="720" w:hanging="283"/>
-      </w:pPr>
-      <w:rPr>
-        <w:rFonts w:hint="default" w:ascii="Symbol" w:hAnsi="Symbol" w:cs="OpenSymbol"/>
-      </w:rPr>
-    </w:lvl>
-    <w:lvl w:ilvl="1" w:tentative="0">
-      <w:start w:val="1"/>
-      <w:numFmt w:val="decimal"/>
-      <w:lvlText w:val="%2."/>
-      <w:lvlJc w:val="left"/>
-      <w:pPr>
-        <w:tabs>
-          <w:tab w:val="left" w:pos="1080"/>
-        </w:tabs>
-        <w:ind w:left="1080" w:hanging="360"/>
-      </w:pPr>
-    </w:lvl>
-    <w:lvl w:ilvl="2" w:tentative="0">
-      <w:start w:val="1"/>
-      <w:numFmt w:val="decimal"/>
-      <w:lvlText w:val="%3."/>
-      <w:lvlJc w:val="left"/>
-      <w:pPr>
-        <w:tabs>
-          <w:tab w:val="left" w:pos="1440"/>
-        </w:tabs>
-        <w:ind w:left="1440" w:hanging="360"/>
-      </w:pPr>
-    </w:lvl>
-    <w:lvl w:ilvl="3" w:tentative="0">
-      <w:start w:val="1"/>
-      <w:numFmt w:val="decimal"/>
-      <w:lvlText w:val="%4."/>
-      <w:lvlJc w:val="left"/>
-      <w:pPr>
-        <w:tabs>
-          <w:tab w:val="left" w:pos="1800"/>
-        </w:tabs>
-        <w:ind w:left="1800" w:hanging="360"/>
-      </w:pPr>
-    </w:lvl>
-    <w:lvl w:ilvl="4" w:tentative="0">
-      <w:start w:val="1"/>
-      <w:numFmt w:val="decimal"/>
-      <w:lvlText w:val="%5."/>
-      <w:lvlJc w:val="left"/>
-      <w:pPr>
-        <w:tabs>
-          <w:tab w:val="left" w:pos="2160"/>
-        </w:tabs>
-        <w:ind w:left="2160" w:hanging="360"/>
-      </w:pPr>
-    </w:lvl>
-    <w:lvl w:ilvl="5" w:tentative="0">
-      <w:start w:val="1"/>
-      <w:numFmt w:val="decimal"/>
-      <w:lvlText w:val="%6."/>
-      <w:lvlJc w:val="left"/>
-      <w:pPr>
-        <w:tabs>
-          <w:tab w:val="left" w:pos="2520"/>
-        </w:tabs>
-        <w:ind w:left="2520" w:hanging="360"/>
-      </w:pPr>
-    </w:lvl>
-    <w:lvl w:ilvl="6" w:tentative="0">
-      <w:start w:val="1"/>
-      <w:numFmt w:val="decimal"/>
-      <w:lvlText w:val="%7."/>
-      <w:lvlJc w:val="left"/>
-      <w:pPr>
-        <w:tabs>
-          <w:tab w:val="left" w:pos="2880"/>
-        </w:tabs>
-        <w:ind w:left="2880" w:hanging="360"/>
-      </w:pPr>
-    </w:lvl>
-    <w:lvl w:ilvl="7" w:tentative="0">
-      <w:start w:val="1"/>
-      <w:numFmt w:val="decimal"/>
-      <w:lvlText w:val="%8."/>
-      <w:lvlJc w:val="left"/>
-      <w:pPr>
-        <w:tabs>
-          <w:tab w:val="left" w:pos="3240"/>
-        </w:tabs>
-        <w:ind w:left="3240" w:hanging="360"/>
-      </w:pPr>
-    </w:lvl>
-    <w:lvl w:ilvl="8" w:tentative="0">
-      <w:start w:val="1"/>
-      <w:numFmt w:val="decimal"/>
-      <w:lvlText w:val="%9."/>
-      <w:lvlJc w:val="left"/>
-      <w:pPr>
-        <w:tabs>
-          <w:tab w:val="left" w:pos="3600"/>
-        </w:tabs>
-        <w:ind w:left="3600" w:hanging="360"/>
-      </w:pPr>
-    </w:lvl>
-  </w:abstractNum>
-  <w:abstractNum w:abstractNumId="8">
-    <w:nsid w:val="F4B5D9F5"/>
-    <w:multiLevelType w:val="multilevel"/>
-    <w:tmpl w:val="F4B5D9F5"/>
-    <w:lvl w:ilvl="0" w:tentative="0">
-      <w:start w:val="1"/>
-      <w:numFmt w:val="bullet"/>
-      <w:lvlText w:val=""/>
-      <w:lvlJc w:val="left"/>
-      <w:pPr>
-        <w:tabs>
-          <w:tab w:val="left" w:pos="720"/>
-        </w:tabs>
-        <w:ind w:left="720" w:hanging="283"/>
-      </w:pPr>
-      <w:rPr>
-        <w:rFonts w:hint="default" w:ascii="Symbol" w:hAnsi="Symbol" w:cs="OpenSymbol"/>
-      </w:rPr>
-    </w:lvl>
-    <w:lvl w:ilvl="1" w:tentative="0">
-      <w:start w:val="1"/>
-      <w:numFmt w:val="decimal"/>
-      <w:lvlText w:val="%2."/>
-      <w:lvlJc w:val="left"/>
-      <w:pPr>
-        <w:tabs>
-          <w:tab w:val="left" w:pos="1080"/>
-        </w:tabs>
-        <w:ind w:left="1080" w:hanging="360"/>
-      </w:pPr>
-    </w:lvl>
-    <w:lvl w:ilvl="2" w:tentative="0">
-      <w:start w:val="1"/>
-      <w:numFmt w:val="decimal"/>
-      <w:lvlText w:val="%3."/>
-      <w:lvlJc w:val="left"/>
-      <w:pPr>
-        <w:tabs>
-          <w:tab w:val="left" w:pos="1440"/>
-        </w:tabs>
-        <w:ind w:left="1440" w:hanging="360"/>
-      </w:pPr>
-    </w:lvl>
-    <w:lvl w:ilvl="3" w:tentative="0">
-      <w:start w:val="1"/>
-      <w:numFmt w:val="decimal"/>
-      <w:lvlText w:val="%4."/>
-      <w:lvlJc w:val="left"/>
-      <w:pPr>
-        <w:tabs>
-          <w:tab w:val="left" w:pos="1800"/>
-        </w:tabs>
-        <w:ind w:left="1800" w:hanging="360"/>
-      </w:pPr>
-    </w:lvl>
-    <w:lvl w:ilvl="4" w:tentative="0">
-      <w:start w:val="1"/>
-      <w:numFmt w:val="decimal"/>
-      <w:lvlText w:val="%5."/>
-      <w:lvlJc w:val="left"/>
-      <w:pPr>
-        <w:tabs>
-          <w:tab w:val="left" w:pos="2160"/>
-        </w:tabs>
-        <w:ind w:left="2160" w:hanging="360"/>
-      </w:pPr>
-    </w:lvl>
-    <w:lvl w:ilvl="5" w:tentative="0">
-      <w:start w:val="1"/>
-      <w:numFmt w:val="decimal"/>
-      <w:lvlText w:val="%6."/>
-      <w:lvlJc w:val="left"/>
-      <w:pPr>
-        <w:tabs>
-          <w:tab w:val="left" w:pos="2520"/>
-        </w:tabs>
-        <w:ind w:left="2520" w:hanging="360"/>
-      </w:pPr>
-    </w:lvl>
-    <w:lvl w:ilvl="6" w:tentative="0">
-      <w:start w:val="1"/>
-      <w:numFmt w:val="decimal"/>
-      <w:lvlText w:val="%7."/>
-      <w:lvlJc w:val="left"/>
-      <w:pPr>
-        <w:tabs>
-          <w:tab w:val="left" w:pos="2880"/>
-        </w:tabs>
-        <w:ind w:left="2880" w:hanging="360"/>
-      </w:pPr>
-    </w:lvl>
-    <w:lvl w:ilvl="7" w:tentative="0">
-      <w:start w:val="1"/>
-      <w:numFmt w:val="decimal"/>
-      <w:lvlText w:val="%8."/>
-      <w:lvlJc w:val="left"/>
-      <w:pPr>
-        <w:tabs>
-          <w:tab w:val="left" w:pos="3240"/>
-        </w:tabs>
-        <w:ind w:left="3240" w:hanging="360"/>
-      </w:pPr>
-    </w:lvl>
-    <w:lvl w:ilvl="8" w:tentative="0">
-      <w:start w:val="1"/>
-      <w:numFmt w:val="decimal"/>
-      <w:lvlText w:val="%9."/>
-      <w:lvlJc w:val="left"/>
-      <w:pPr>
-        <w:tabs>
-          <w:tab w:val="left" w:pos="3600"/>
-        </w:tabs>
-        <w:ind w:left="3600" w:hanging="360"/>
-      </w:pPr>
-    </w:lvl>
-  </w:abstractNum>
-  <w:abstractNum w:abstractNumId="9">
+  <w:abstractNum w:abstractNumId="3">
     <w:nsid w:val="0053208E"/>
     <w:multiLevelType w:val="multilevel"/>
     <w:tmpl w:val="0053208E"/>
@@ -7223,123 +6501,7 @@
       </w:pPr>
     </w:lvl>
   </w:abstractNum>
-  <w:abstractNum w:abstractNumId="10">
-    <w:nsid w:val="0248C179"/>
-    <w:multiLevelType w:val="multilevel"/>
-    <w:tmpl w:val="0248C179"/>
-    <w:lvl w:ilvl="0" w:tentative="0">
-      <w:start w:val="1"/>
-      <w:numFmt w:val="bullet"/>
-      <w:lvlText w:val=""/>
-      <w:lvlJc w:val="left"/>
-      <w:pPr>
-        <w:tabs>
-          <w:tab w:val="left" w:pos="720"/>
-        </w:tabs>
-        <w:ind w:left="720" w:hanging="283"/>
-      </w:pPr>
-      <w:rPr>
-        <w:rFonts w:hint="default" w:ascii="Symbol" w:hAnsi="Symbol" w:cs="OpenSymbol"/>
-      </w:rPr>
-    </w:lvl>
-    <w:lvl w:ilvl="1" w:tentative="0">
-      <w:start w:val="1"/>
-      <w:numFmt w:val="decimal"/>
-      <w:lvlText w:val="%2."/>
-      <w:lvlJc w:val="left"/>
-      <w:pPr>
-        <w:tabs>
-          <w:tab w:val="left" w:pos="1080"/>
-        </w:tabs>
-        <w:ind w:left="1080" w:hanging="360"/>
-      </w:pPr>
-    </w:lvl>
-    <w:lvl w:ilvl="2" w:tentative="0">
-      <w:start w:val="1"/>
-      <w:numFmt w:val="decimal"/>
-      <w:lvlText w:val="%3."/>
-      <w:lvlJc w:val="left"/>
-      <w:pPr>
-        <w:tabs>
-          <w:tab w:val="left" w:pos="1440"/>
-        </w:tabs>
-        <w:ind w:left="1440" w:hanging="360"/>
-      </w:pPr>
-    </w:lvl>
-    <w:lvl w:ilvl="3" w:tentative="0">
-      <w:start w:val="1"/>
-      <w:numFmt w:val="decimal"/>
-      <w:lvlText w:val="%4."/>
-      <w:lvlJc w:val="left"/>
-      <w:pPr>
-        <w:tabs>
-          <w:tab w:val="left" w:pos="1800"/>
-        </w:tabs>
-        <w:ind w:left="1800" w:hanging="360"/>
-      </w:pPr>
-    </w:lvl>
-    <w:lvl w:ilvl="4" w:tentative="0">
-      <w:start w:val="1"/>
-      <w:numFmt w:val="decimal"/>
-      <w:lvlText w:val="%5."/>
-      <w:lvlJc w:val="left"/>
-      <w:pPr>
-        <w:tabs>
-          <w:tab w:val="left" w:pos="2160"/>
-        </w:tabs>
-        <w:ind w:left="2160" w:hanging="360"/>
-      </w:pPr>
-    </w:lvl>
-    <w:lvl w:ilvl="5" w:tentative="0">
-      <w:start w:val="1"/>
-      <w:numFmt w:val="decimal"/>
-      <w:lvlText w:val="%6."/>
-      <w:lvlJc w:val="left"/>
-      <w:pPr>
-        <w:tabs>
-          <w:tab w:val="left" w:pos="2520"/>
-        </w:tabs>
-        <w:ind w:left="2520" w:hanging="360"/>
-      </w:pPr>
-    </w:lvl>
-    <w:lvl w:ilvl="6" w:tentative="0">
-      <w:start w:val="1"/>
-      <w:numFmt w:val="decimal"/>
-      <w:lvlText w:val="%7."/>
-      <w:lvlJc w:val="left"/>
-      <w:pPr>
-        <w:tabs>
-          <w:tab w:val="left" w:pos="2880"/>
-        </w:tabs>
-        <w:ind w:left="2880" w:hanging="360"/>
-      </w:pPr>
-    </w:lvl>
-    <w:lvl w:ilvl="7" w:tentative="0">
-      <w:start w:val="1"/>
-      <w:numFmt w:val="decimal"/>
-      <w:lvlText w:val="%8."/>
-      <w:lvlJc w:val="left"/>
-      <w:pPr>
-        <w:tabs>
-          <w:tab w:val="left" w:pos="3240"/>
-        </w:tabs>
-        <w:ind w:left="3240" w:hanging="360"/>
-      </w:pPr>
-    </w:lvl>
-    <w:lvl w:ilvl="8" w:tentative="0">
-      <w:start w:val="1"/>
-      <w:numFmt w:val="decimal"/>
-      <w:lvlText w:val="%9."/>
-      <w:lvlJc w:val="left"/>
-      <w:pPr>
-        <w:tabs>
-          <w:tab w:val="left" w:pos="3600"/>
-        </w:tabs>
-        <w:ind w:left="3600" w:hanging="360"/>
-      </w:pPr>
-    </w:lvl>
-  </w:abstractNum>
-  <w:abstractNum w:abstractNumId="11">
+  <w:abstractNum w:abstractNumId="4">
     <w:nsid w:val="03D62ECE"/>
     <w:multiLevelType w:val="multilevel"/>
     <w:tmpl w:val="03D62ECE"/>
@@ -7425,123 +6587,7 @@
       </w:pPr>
     </w:lvl>
   </w:abstractNum>
-  <w:abstractNum w:abstractNumId="12">
-    <w:nsid w:val="2470EC97"/>
-    <w:multiLevelType w:val="multilevel"/>
-    <w:tmpl w:val="2470EC97"/>
-    <w:lvl w:ilvl="0" w:tentative="0">
-      <w:start w:val="1"/>
-      <w:numFmt w:val="bullet"/>
-      <w:lvlText w:val=""/>
-      <w:lvlJc w:val="left"/>
-      <w:pPr>
-        <w:tabs>
-          <w:tab w:val="left" w:pos="720"/>
-        </w:tabs>
-        <w:ind w:left="720" w:hanging="283"/>
-      </w:pPr>
-      <w:rPr>
-        <w:rFonts w:hint="default" w:ascii="Symbol" w:hAnsi="Symbol" w:cs="OpenSymbol"/>
-      </w:rPr>
-    </w:lvl>
-    <w:lvl w:ilvl="1" w:tentative="0">
-      <w:start w:val="1"/>
-      <w:numFmt w:val="decimal"/>
-      <w:lvlText w:val="%2."/>
-      <w:lvlJc w:val="left"/>
-      <w:pPr>
-        <w:tabs>
-          <w:tab w:val="left" w:pos="1080"/>
-        </w:tabs>
-        <w:ind w:left="1080" w:hanging="360"/>
-      </w:pPr>
-    </w:lvl>
-    <w:lvl w:ilvl="2" w:tentative="0">
-      <w:start w:val="1"/>
-      <w:numFmt w:val="decimal"/>
-      <w:lvlText w:val="%3."/>
-      <w:lvlJc w:val="left"/>
-      <w:pPr>
-        <w:tabs>
-          <w:tab w:val="left" w:pos="1440"/>
-        </w:tabs>
-        <w:ind w:left="1440" w:hanging="360"/>
-      </w:pPr>
-    </w:lvl>
-    <w:lvl w:ilvl="3" w:tentative="0">
-      <w:start w:val="1"/>
-      <w:numFmt w:val="decimal"/>
-      <w:lvlText w:val="%4."/>
-      <w:lvlJc w:val="left"/>
-      <w:pPr>
-        <w:tabs>
-          <w:tab w:val="left" w:pos="1800"/>
-        </w:tabs>
-        <w:ind w:left="1800" w:hanging="360"/>
-      </w:pPr>
-    </w:lvl>
-    <w:lvl w:ilvl="4" w:tentative="0">
-      <w:start w:val="1"/>
-      <w:numFmt w:val="decimal"/>
-      <w:lvlText w:val="%5."/>
-      <w:lvlJc w:val="left"/>
-      <w:pPr>
-        <w:tabs>
-          <w:tab w:val="left" w:pos="2160"/>
-        </w:tabs>
-        <w:ind w:left="2160" w:hanging="360"/>
-      </w:pPr>
-    </w:lvl>
-    <w:lvl w:ilvl="5" w:tentative="0">
-      <w:start w:val="1"/>
-      <w:numFmt w:val="decimal"/>
-      <w:lvlText w:val="%6."/>
-      <w:lvlJc w:val="left"/>
-      <w:pPr>
-        <w:tabs>
-          <w:tab w:val="left" w:pos="2520"/>
-        </w:tabs>
-        <w:ind w:left="2520" w:hanging="360"/>
-      </w:pPr>
-    </w:lvl>
-    <w:lvl w:ilvl="6" w:tentative="0">
-      <w:start w:val="1"/>
-      <w:numFmt w:val="decimal"/>
-      <w:lvlText w:val="%7."/>
-      <w:lvlJc w:val="left"/>
-      <w:pPr>
-        <w:tabs>
-          <w:tab w:val="left" w:pos="2880"/>
-        </w:tabs>
-        <w:ind w:left="2880" w:hanging="360"/>
-      </w:pPr>
-    </w:lvl>
-    <w:lvl w:ilvl="7" w:tentative="0">
-      <w:start w:val="1"/>
-      <w:numFmt w:val="decimal"/>
-      <w:lvlText w:val="%8."/>
-      <w:lvlJc w:val="left"/>
-      <w:pPr>
-        <w:tabs>
-          <w:tab w:val="left" w:pos="3240"/>
-        </w:tabs>
-        <w:ind w:left="3240" w:hanging="360"/>
-      </w:pPr>
-    </w:lvl>
-    <w:lvl w:ilvl="8" w:tentative="0">
-      <w:start w:val="1"/>
-      <w:numFmt w:val="decimal"/>
-      <w:lvlText w:val="%9."/>
-      <w:lvlJc w:val="left"/>
-      <w:pPr>
-        <w:tabs>
-          <w:tab w:val="left" w:pos="3600"/>
-        </w:tabs>
-        <w:ind w:left="3600" w:hanging="360"/>
-      </w:pPr>
-    </w:lvl>
-  </w:abstractNum>
-  <w:abstractNum w:abstractNumId="13">
+  <w:abstractNum w:abstractNumId="5">
     <w:nsid w:val="25B654F3"/>
     <w:multiLevelType w:val="multilevel"/>
     <w:tmpl w:val="25B654F3"/>
@@ -7627,642 +6673,23 @@
       </w:pPr>
     </w:lvl>
   </w:abstractNum>
-  <w:abstractNum w:abstractNumId="14">
-    <w:nsid w:val="2A8F537B"/>
-    <w:multiLevelType w:val="multilevel"/>
-    <w:tmpl w:val="2A8F537B"/>
-    <w:lvl w:ilvl="0" w:tentative="0">
-      <w:start w:val="1"/>
-      <w:numFmt w:val="bullet"/>
-      <w:lvlText w:val=""/>
-      <w:lvlJc w:val="left"/>
-      <w:pPr>
-        <w:tabs>
-          <w:tab w:val="left" w:pos="720"/>
-        </w:tabs>
-        <w:ind w:left="720" w:hanging="283"/>
-      </w:pPr>
-      <w:rPr>
-        <w:rFonts w:hint="default" w:ascii="Symbol" w:hAnsi="Symbol" w:cs="OpenSymbol"/>
-      </w:rPr>
-    </w:lvl>
-    <w:lvl w:ilvl="1" w:tentative="0">
-      <w:start w:val="1"/>
-      <w:numFmt w:val="decimal"/>
-      <w:lvlText w:val="%2."/>
-      <w:lvlJc w:val="left"/>
-      <w:pPr>
-        <w:tabs>
-          <w:tab w:val="left" w:pos="1080"/>
-        </w:tabs>
-        <w:ind w:left="1080" w:hanging="360"/>
-      </w:pPr>
-    </w:lvl>
-    <w:lvl w:ilvl="2" w:tentative="0">
-      <w:start w:val="1"/>
-      <w:numFmt w:val="decimal"/>
-      <w:lvlText w:val="%3."/>
-      <w:lvlJc w:val="left"/>
-      <w:pPr>
-        <w:tabs>
-          <w:tab w:val="left" w:pos="1440"/>
-        </w:tabs>
-        <w:ind w:left="1440" w:hanging="360"/>
-      </w:pPr>
-    </w:lvl>
-    <w:lvl w:ilvl="3" w:tentative="0">
-      <w:start w:val="1"/>
-      <w:numFmt w:val="decimal"/>
-      <w:lvlText w:val="%4."/>
-      <w:lvlJc w:val="left"/>
-      <w:pPr>
-        <w:tabs>
-          <w:tab w:val="left" w:pos="1800"/>
-        </w:tabs>
-        <w:ind w:left="1800" w:hanging="360"/>
-      </w:pPr>
-    </w:lvl>
-    <w:lvl w:ilvl="4" w:tentative="0">
-      <w:start w:val="1"/>
-      <w:numFmt w:val="decimal"/>
-      <w:lvlText w:val="%5."/>
-      <w:lvlJc w:val="left"/>
-      <w:pPr>
-        <w:tabs>
-          <w:tab w:val="left" w:pos="2160"/>
-        </w:tabs>
-        <w:ind w:left="2160" w:hanging="360"/>
-      </w:pPr>
-    </w:lvl>
-    <w:lvl w:ilvl="5" w:tentative="0">
-      <w:start w:val="1"/>
-      <w:numFmt w:val="decimal"/>
-      <w:lvlText w:val="%6."/>
-      <w:lvlJc w:val="left"/>
-      <w:pPr>
-        <w:tabs>
-          <w:tab w:val="left" w:pos="2520"/>
-        </w:tabs>
-        <w:ind w:left="2520" w:hanging="360"/>
-      </w:pPr>
-    </w:lvl>
-    <w:lvl w:ilvl="6" w:tentative="0">
-      <w:start w:val="1"/>
-      <w:numFmt w:val="decimal"/>
-      <w:lvlText w:val="%7."/>
-      <w:lvlJc w:val="left"/>
-      <w:pPr>
-        <w:tabs>
-          <w:tab w:val="left" w:pos="2880"/>
-        </w:tabs>
-        <w:ind w:left="2880" w:hanging="360"/>
-      </w:pPr>
-    </w:lvl>
-    <w:lvl w:ilvl="7" w:tentative="0">
-      <w:start w:val="1"/>
-      <w:numFmt w:val="decimal"/>
-      <w:lvlText w:val="%8."/>
-      <w:lvlJc w:val="left"/>
-      <w:pPr>
-        <w:tabs>
-          <w:tab w:val="left" w:pos="3240"/>
-        </w:tabs>
-        <w:ind w:left="3240" w:hanging="360"/>
-      </w:pPr>
-    </w:lvl>
-    <w:lvl w:ilvl="8" w:tentative="0">
-      <w:start w:val="1"/>
-      <w:numFmt w:val="decimal"/>
-      <w:lvlText w:val="%9."/>
-      <w:lvlJc w:val="left"/>
-      <w:pPr>
-        <w:tabs>
-          <w:tab w:val="left" w:pos="3600"/>
-        </w:tabs>
-        <w:ind w:left="3600" w:hanging="360"/>
-      </w:pPr>
-    </w:lvl>
-  </w:abstractNum>
-  <w:abstractNum w:abstractNumId="15">
-    <w:nsid w:val="4C1BAE26"/>
-    <w:multiLevelType w:val="multilevel"/>
-    <w:tmpl w:val="4C1BAE26"/>
-    <w:lvl w:ilvl="0" w:tentative="0">
-      <w:start w:val="1"/>
-      <w:numFmt w:val="bullet"/>
-      <w:lvlText w:val=""/>
-      <w:lvlJc w:val="left"/>
-      <w:pPr>
-        <w:tabs>
-          <w:tab w:val="left" w:pos="720"/>
-        </w:tabs>
-        <w:ind w:left="720" w:hanging="283"/>
-      </w:pPr>
-      <w:rPr>
-        <w:rFonts w:hint="default" w:ascii="Symbol" w:hAnsi="Symbol" w:cs="OpenSymbol"/>
-      </w:rPr>
-    </w:lvl>
-    <w:lvl w:ilvl="1" w:tentative="0">
-      <w:start w:val="1"/>
-      <w:numFmt w:val="decimal"/>
-      <w:lvlText w:val="%2."/>
-      <w:lvlJc w:val="left"/>
-      <w:pPr>
-        <w:tabs>
-          <w:tab w:val="left" w:pos="1080"/>
-        </w:tabs>
-        <w:ind w:left="1080" w:hanging="360"/>
-      </w:pPr>
-    </w:lvl>
-    <w:lvl w:ilvl="2" w:tentative="0">
-      <w:start w:val="1"/>
-      <w:numFmt w:val="decimal"/>
-      <w:lvlText w:val="%3."/>
-      <w:lvlJc w:val="left"/>
-      <w:pPr>
-        <w:tabs>
-          <w:tab w:val="left" w:pos="1440"/>
-        </w:tabs>
-        <w:ind w:left="1440" w:hanging="360"/>
-      </w:pPr>
-    </w:lvl>
-    <w:lvl w:ilvl="3" w:tentative="0">
-      <w:start w:val="1"/>
-      <w:numFmt w:val="decimal"/>
-      <w:lvlText w:val="%4."/>
-      <w:lvlJc w:val="left"/>
-      <w:pPr>
-        <w:tabs>
-          <w:tab w:val="left" w:pos="1800"/>
-        </w:tabs>
-        <w:ind w:left="1800" w:hanging="360"/>
-      </w:pPr>
-    </w:lvl>
-    <w:lvl w:ilvl="4" w:tentative="0">
-      <w:start w:val="1"/>
-      <w:numFmt w:val="decimal"/>
-      <w:lvlText w:val="%5."/>
-      <w:lvlJc w:val="left"/>
-      <w:pPr>
-        <w:tabs>
-          <w:tab w:val="left" w:pos="2160"/>
-        </w:tabs>
-        <w:ind w:left="2160" w:hanging="360"/>
-      </w:pPr>
-    </w:lvl>
-    <w:lvl w:ilvl="5" w:tentative="0">
-      <w:start w:val="1"/>
-      <w:numFmt w:val="decimal"/>
-      <w:lvlText w:val="%6."/>
-      <w:lvlJc w:val="left"/>
-      <w:pPr>
-        <w:tabs>
-          <w:tab w:val="left" w:pos="2520"/>
-        </w:tabs>
-        <w:ind w:left="2520" w:hanging="360"/>
-      </w:pPr>
-    </w:lvl>
-    <w:lvl w:ilvl="6" w:tentative="0">
-      <w:start w:val="1"/>
-      <w:numFmt w:val="decimal"/>
-      <w:lvlText w:val="%7."/>
-      <w:lvlJc w:val="left"/>
-      <w:pPr>
-        <w:tabs>
-          <w:tab w:val="left" w:pos="2880"/>
-        </w:tabs>
-        <w:ind w:left="2880" w:hanging="360"/>
-      </w:pPr>
-    </w:lvl>
-    <w:lvl w:ilvl="7" w:tentative="0">
-      <w:start w:val="1"/>
-      <w:numFmt w:val="decimal"/>
-      <w:lvlText w:val="%8."/>
-      <w:lvlJc w:val="left"/>
-      <w:pPr>
-        <w:tabs>
-          <w:tab w:val="left" w:pos="3240"/>
-        </w:tabs>
-        <w:ind w:left="3240" w:hanging="360"/>
-      </w:pPr>
-    </w:lvl>
-    <w:lvl w:ilvl="8" w:tentative="0">
-      <w:start w:val="1"/>
-      <w:numFmt w:val="decimal"/>
-      <w:lvlText w:val="%9."/>
-      <w:lvlJc w:val="left"/>
-      <w:pPr>
-        <w:tabs>
-          <w:tab w:val="left" w:pos="3600"/>
-        </w:tabs>
-        <w:ind w:left="3600" w:hanging="360"/>
-      </w:pPr>
-    </w:lvl>
-  </w:abstractNum>
-  <w:abstractNum w:abstractNumId="16">
-    <w:nsid w:val="4D4DC07F"/>
-    <w:multiLevelType w:val="multilevel"/>
-    <w:tmpl w:val="4D4DC07F"/>
-    <w:lvl w:ilvl="0" w:tentative="0">
-      <w:start w:val="1"/>
-      <w:numFmt w:val="bullet"/>
-      <w:lvlText w:val=""/>
-      <w:lvlJc w:val="left"/>
-      <w:pPr>
-        <w:tabs>
-          <w:tab w:val="left" w:pos="720"/>
-        </w:tabs>
-        <w:ind w:left="720" w:hanging="283"/>
-      </w:pPr>
-      <w:rPr>
-        <w:rFonts w:hint="default" w:ascii="Symbol" w:hAnsi="Symbol" w:cs="OpenSymbol"/>
-      </w:rPr>
-    </w:lvl>
-    <w:lvl w:ilvl="1" w:tentative="0">
-      <w:start w:val="1"/>
-      <w:numFmt w:val="decimal"/>
-      <w:lvlText w:val="%2."/>
-      <w:lvlJc w:val="left"/>
-      <w:pPr>
-        <w:tabs>
-          <w:tab w:val="left" w:pos="1080"/>
-        </w:tabs>
-        <w:ind w:left="1080" w:hanging="360"/>
-      </w:pPr>
-    </w:lvl>
-    <w:lvl w:ilvl="2" w:tentative="0">
-      <w:start w:val="1"/>
-      <w:numFmt w:val="decimal"/>
-      <w:lvlText w:val="%3."/>
-      <w:lvlJc w:val="left"/>
-      <w:pPr>
-        <w:tabs>
-          <w:tab w:val="left" w:pos="1440"/>
-        </w:tabs>
-        <w:ind w:left="1440" w:hanging="360"/>
-      </w:pPr>
-    </w:lvl>
-    <w:lvl w:ilvl="3" w:tentative="0">
-      <w:start w:val="1"/>
-      <w:numFmt w:val="decimal"/>
-      <w:lvlText w:val="%4."/>
-      <w:lvlJc w:val="left"/>
-      <w:pPr>
-        <w:tabs>
-          <w:tab w:val="left" w:pos="1800"/>
-        </w:tabs>
-        <w:ind w:left="1800" w:hanging="360"/>
-      </w:pPr>
-    </w:lvl>
-    <w:lvl w:ilvl="4" w:tentative="0">
-      <w:start w:val="1"/>
-      <w:numFmt w:val="decimal"/>
-      <w:lvlText w:val="%5."/>
-      <w:lvlJc w:val="left"/>
-      <w:pPr>
-        <w:tabs>
-          <w:tab w:val="left" w:pos="2160"/>
-        </w:tabs>
-        <w:ind w:left="2160" w:hanging="360"/>
-      </w:pPr>
-    </w:lvl>
-    <w:lvl w:ilvl="5" w:tentative="0">
-      <w:start w:val="1"/>
-      <w:numFmt w:val="decimal"/>
-      <w:lvlText w:val="%6."/>
-      <w:lvlJc w:val="left"/>
-      <w:pPr>
-        <w:tabs>
-          <w:tab w:val="left" w:pos="2520"/>
-        </w:tabs>
-        <w:ind w:left="2520" w:hanging="360"/>
-      </w:pPr>
-    </w:lvl>
-    <w:lvl w:ilvl="6" w:tentative="0">
-      <w:start w:val="1"/>
-      <w:numFmt w:val="decimal"/>
-      <w:lvlText w:val="%7."/>
-      <w:lvlJc w:val="left"/>
-      <w:pPr>
-        <w:tabs>
-          <w:tab w:val="left" w:pos="2880"/>
-        </w:tabs>
-        <w:ind w:left="2880" w:hanging="360"/>
-      </w:pPr>
-    </w:lvl>
-    <w:lvl w:ilvl="7" w:tentative="0">
-      <w:start w:val="1"/>
-      <w:numFmt w:val="decimal"/>
-      <w:lvlText w:val="%8."/>
-      <w:lvlJc w:val="left"/>
-      <w:pPr>
-        <w:tabs>
-          <w:tab w:val="left" w:pos="3240"/>
-        </w:tabs>
-        <w:ind w:left="3240" w:hanging="360"/>
-      </w:pPr>
-    </w:lvl>
-    <w:lvl w:ilvl="8" w:tentative="0">
-      <w:start w:val="1"/>
-      <w:numFmt w:val="decimal"/>
-      <w:lvlText w:val="%9."/>
-      <w:lvlJc w:val="left"/>
-      <w:pPr>
-        <w:tabs>
-          <w:tab w:val="left" w:pos="3600"/>
-        </w:tabs>
-        <w:ind w:left="3600" w:hanging="360"/>
-      </w:pPr>
-    </w:lvl>
-  </w:abstractNum>
-  <w:abstractNum w:abstractNumId="17">
-    <w:nsid w:val="5A241D34"/>
-    <w:multiLevelType w:val="multilevel"/>
-    <w:tmpl w:val="5A241D34"/>
-    <w:lvl w:ilvl="0" w:tentative="0">
-      <w:start w:val="1"/>
-      <w:numFmt w:val="bullet"/>
-      <w:lvlText w:val=""/>
-      <w:lvlJc w:val="left"/>
-      <w:pPr>
-        <w:tabs>
-          <w:tab w:val="left" w:pos="720"/>
-        </w:tabs>
-        <w:ind w:left="720" w:hanging="283"/>
-      </w:pPr>
-      <w:rPr>
-        <w:rFonts w:hint="default" w:ascii="Symbol" w:hAnsi="Symbol" w:cs="OpenSymbol"/>
-      </w:rPr>
-    </w:lvl>
-    <w:lvl w:ilvl="1" w:tentative="0">
-      <w:start w:val="1"/>
-      <w:numFmt w:val="decimal"/>
-      <w:lvlText w:val="%2."/>
-      <w:lvlJc w:val="left"/>
-      <w:pPr>
-        <w:tabs>
-          <w:tab w:val="left" w:pos="1080"/>
-        </w:tabs>
-        <w:ind w:left="1080" w:hanging="360"/>
-      </w:pPr>
-    </w:lvl>
-    <w:lvl w:ilvl="2" w:tentative="0">
-      <w:start w:val="1"/>
-      <w:numFmt w:val="decimal"/>
-      <w:lvlText w:val="%3."/>
-      <w:lvlJc w:val="left"/>
-      <w:pPr>
-        <w:tabs>
-          <w:tab w:val="left" w:pos="1440"/>
-        </w:tabs>
-        <w:ind w:left="1440" w:hanging="360"/>
-      </w:pPr>
-    </w:lvl>
-    <w:lvl w:ilvl="3" w:tentative="0">
-      <w:start w:val="1"/>
-      <w:numFmt w:val="decimal"/>
-      <w:lvlText w:val="%4."/>
-      <w:lvlJc w:val="left"/>
-      <w:pPr>
-        <w:tabs>
-          <w:tab w:val="left" w:pos="1800"/>
-        </w:tabs>
-        <w:ind w:left="1800" w:hanging="360"/>
-      </w:pPr>
-    </w:lvl>
-    <w:lvl w:ilvl="4" w:tentative="0">
-      <w:start w:val="1"/>
-      <w:numFmt w:val="decimal"/>
-      <w:lvlText w:val="%5."/>
-      <w:lvlJc w:val="left"/>
-      <w:pPr>
-        <w:tabs>
-          <w:tab w:val="left" w:pos="2160"/>
-        </w:tabs>
-        <w:ind w:left="2160" w:hanging="360"/>
-      </w:pPr>
-    </w:lvl>
-    <w:lvl w:ilvl="5" w:tentative="0">
-      <w:start w:val="1"/>
-      <w:numFmt w:val="decimal"/>
-      <w:lvlText w:val="%6."/>
-      <w:lvlJc w:val="left"/>
-      <w:pPr>
-        <w:tabs>
-          <w:tab w:val="left" w:pos="2520"/>
-        </w:tabs>
-        <w:ind w:left="2520" w:hanging="360"/>
-      </w:pPr>
-    </w:lvl>
-    <w:lvl w:ilvl="6" w:tentative="0">
-      <w:start w:val="1"/>
-      <w:numFmt w:val="decimal"/>
-      <w:lvlText w:val="%7."/>
-      <w:lvlJc w:val="left"/>
-      <w:pPr>
-        <w:tabs>
-          <w:tab w:val="left" w:pos="2880"/>
-        </w:tabs>
-        <w:ind w:left="2880" w:hanging="360"/>
-      </w:pPr>
-    </w:lvl>
-    <w:lvl w:ilvl="7" w:tentative="0">
-      <w:start w:val="1"/>
-      <w:numFmt w:val="decimal"/>
-      <w:lvlText w:val="%8."/>
-      <w:lvlJc w:val="left"/>
-      <w:pPr>
-        <w:tabs>
-          <w:tab w:val="left" w:pos="3240"/>
-        </w:tabs>
-        <w:ind w:left="3240" w:hanging="360"/>
-      </w:pPr>
-    </w:lvl>
-    <w:lvl w:ilvl="8" w:tentative="0">
-      <w:start w:val="1"/>
-      <w:numFmt w:val="decimal"/>
-      <w:lvlText w:val="%9."/>
-      <w:lvlJc w:val="left"/>
-      <w:pPr>
-        <w:tabs>
-          <w:tab w:val="left" w:pos="3600"/>
-        </w:tabs>
-        <w:ind w:left="3600" w:hanging="360"/>
-      </w:pPr>
-    </w:lvl>
-  </w:abstractNum>
-  <w:abstractNum w:abstractNumId="18">
-    <w:nsid w:val="72183CF9"/>
-    <w:multiLevelType w:val="multilevel"/>
-    <w:tmpl w:val="72183CF9"/>
-    <w:lvl w:ilvl="0" w:tentative="0">
-      <w:start w:val="1"/>
-      <w:numFmt w:val="bullet"/>
-      <w:lvlText w:val=""/>
-      <w:lvlJc w:val="left"/>
-      <w:pPr>
-        <w:tabs>
-          <w:tab w:val="left" w:pos="720"/>
-        </w:tabs>
-        <w:ind w:left="720" w:hanging="283"/>
-      </w:pPr>
-      <w:rPr>
-        <w:rFonts w:hint="default" w:ascii="Symbol" w:hAnsi="Symbol" w:cs="OpenSymbol"/>
-      </w:rPr>
-    </w:lvl>
-    <w:lvl w:ilvl="1" w:tentative="0">
-      <w:start w:val="1"/>
-      <w:numFmt w:val="decimal"/>
-      <w:lvlText w:val="%2."/>
-      <w:lvlJc w:val="left"/>
-      <w:pPr>
-        <w:tabs>
-          <w:tab w:val="left" w:pos="1080"/>
-        </w:tabs>
-        <w:ind w:left="1080" w:hanging="360"/>
-      </w:pPr>
-    </w:lvl>
-    <w:lvl w:ilvl="2" w:tentative="0">
-      <w:start w:val="1"/>
-      <w:numFmt w:val="decimal"/>
-      <w:lvlText w:val="%3."/>
-      <w:lvlJc w:val="left"/>
-      <w:pPr>
-        <w:tabs>
-          <w:tab w:val="left" w:pos="1440"/>
-        </w:tabs>
-        <w:ind w:left="1440" w:hanging="360"/>
-      </w:pPr>
-    </w:lvl>
-    <w:lvl w:ilvl="3" w:tentative="0">
-      <w:start w:val="1"/>
-      <w:numFmt w:val="decimal"/>
-      <w:lvlText w:val="%4."/>
-      <w:lvlJc w:val="left"/>
-      <w:pPr>
-        <w:tabs>
-          <w:tab w:val="left" w:pos="1800"/>
-        </w:tabs>
-        <w:ind w:left="1800" w:hanging="360"/>
-      </w:pPr>
-    </w:lvl>
-    <w:lvl w:ilvl="4" w:tentative="0">
-      <w:start w:val="1"/>
-      <w:numFmt w:val="decimal"/>
-      <w:lvlText w:val="%5."/>
-      <w:lvlJc w:val="left"/>
-      <w:pPr>
-        <w:tabs>
-          <w:tab w:val="left" w:pos="2160"/>
-        </w:tabs>
-        <w:ind w:left="2160" w:hanging="360"/>
-      </w:pPr>
-    </w:lvl>
-    <w:lvl w:ilvl="5" w:tentative="0">
-      <w:start w:val="1"/>
-      <w:numFmt w:val="decimal"/>
-      <w:lvlText w:val="%6."/>
-      <w:lvlJc w:val="left"/>
-      <w:pPr>
-        <w:tabs>
-          <w:tab w:val="left" w:pos="2520"/>
-        </w:tabs>
-        <w:ind w:left="2520" w:hanging="360"/>
-      </w:pPr>
-    </w:lvl>
-    <w:lvl w:ilvl="6" w:tentative="0">
-      <w:start w:val="1"/>
-      <w:numFmt w:val="decimal"/>
-      <w:lvlText w:val="%7."/>
-      <w:lvlJc w:val="left"/>
-      <w:pPr>
-        <w:tabs>
-          <w:tab w:val="left" w:pos="2880"/>
-        </w:tabs>
-        <w:ind w:left="2880" w:hanging="360"/>
-      </w:pPr>
-    </w:lvl>
-    <w:lvl w:ilvl="7" w:tentative="0">
-      <w:start w:val="1"/>
-      <w:numFmt w:val="decimal"/>
-      <w:lvlText w:val="%8."/>
-      <w:lvlJc w:val="left"/>
-      <w:pPr>
-        <w:tabs>
-          <w:tab w:val="left" w:pos="3240"/>
-        </w:tabs>
-        <w:ind w:left="3240" w:hanging="360"/>
-      </w:pPr>
-    </w:lvl>
-    <w:lvl w:ilvl="8" w:tentative="0">
-      <w:start w:val="1"/>
-      <w:numFmt w:val="decimal"/>
-      <w:lvlText w:val="%9."/>
-      <w:lvlJc w:val="left"/>
-      <w:pPr>
-        <w:tabs>
-          <w:tab w:val="left" w:pos="3600"/>
-        </w:tabs>
-        <w:ind w:left="3600" w:hanging="360"/>
-      </w:pPr>
-    </w:lvl>
-  </w:abstractNum>
   <w:num w:numId="1">
-    <w:abstractNumId w:val="9"/>
+    <w:abstractNumId w:val="3"/>
   </w:num>
   <w:num w:numId="2">
+    <w:abstractNumId w:val="2"/>
+  </w:num>
+  <w:num w:numId="3">
+    <w:abstractNumId w:val="1"/>
+  </w:num>
+  <w:num w:numId="4">
+    <w:abstractNumId w:val="0"/>
+  </w:num>
+  <w:num w:numId="5">
     <w:abstractNumId w:val="4"/>
   </w:num>
-  <w:num w:numId="3">
-    <w:abstractNumId w:val="3"/>
-  </w:num>
-  <w:num w:numId="4">
-    <w:abstractNumId w:val="2"/>
-  </w:num>
-  <w:num w:numId="5">
-    <w:abstractNumId w:val="11"/>
-  </w:num>
   <w:num w:numId="6">
-    <w:abstractNumId w:val="13"/>
-  </w:num>
-  <w:num w:numId="7">
-    <w:abstractNumId w:val="18"/>
-  </w:num>
-  <w:num w:numId="8">
-    <w:abstractNumId w:val="10"/>
-  </w:num>
-  <w:num w:numId="9">
-    <w:abstractNumId w:val="0"/>
-  </w:num>
-  <w:num w:numId="10">
-    <w:abstractNumId w:val="14"/>
-  </w:num>
-  <w:num w:numId="11">
-    <w:abstractNumId w:val="17"/>
-  </w:num>
-  <w:num w:numId="12">
     <w:abstractNumId w:val="5"/>
-  </w:num>
-  <w:num w:numId="13">
-    <w:abstractNumId w:val="16"/>
-  </w:num>
-  <w:num w:numId="14">
-    <w:abstractNumId w:val="8"/>
-  </w:num>
-  <w:num w:numId="15">
-    <w:abstractNumId w:val="12"/>
-  </w:num>
-  <w:num w:numId="16">
-    <w:abstractNumId w:val="7"/>
-  </w:num>
-  <w:num w:numId="17">
-    <w:abstractNumId w:val="6"/>
-  </w:num>
-  <w:num w:numId="18">
-    <w:abstractNumId w:val="1"/>
-  </w:num>
-  <w:num w:numId="19">
-    <w:abstractNumId w:val="15"/>
   </w:num>
 </w:numbering>
 </file>
@@ -8307,7 +6734,7 @@
     <w:lsdException w:unhideWhenUsed="0" w:uiPriority="0" w:semiHidden="0" w:name="toc 8"/>
     <w:lsdException w:unhideWhenUsed="0" w:uiPriority="0" w:semiHidden="0" w:name="toc 9"/>
     <w:lsdException w:unhideWhenUsed="0" w:uiPriority="0" w:semiHidden="0" w:name="Normal Indent"/>
-    <w:lsdException w:unhideWhenUsed="0" w:uiPriority="0" w:semiHidden="0" w:name="footnote text"/>
+    <w:lsdException w:qFormat="1" w:unhideWhenUsed="0" w:uiPriority="0" w:semiHidden="0" w:name="footnote text"/>
     <w:lsdException w:unhideWhenUsed="0" w:uiPriority="0" w:semiHidden="0" w:name="annotation text"/>
     <w:lsdException w:qFormat="1" w:unhideWhenUsed="0" w:uiPriority="0" w:semiHidden="0" w:name="header"/>
     <w:lsdException w:qFormat="1" w:unhideWhenUsed="0" w:uiPriority="0" w:semiHidden="0" w:name="footer"/>
@@ -8799,6 +7226,7 @@
   <w:style w:type="paragraph" w:styleId="24">
     <w:name w:val="footnote text"/>
     <w:basedOn w:val="1"/>
+    <w:qFormat/>
     <w:uiPriority w:val="0"/>
     <w:pPr>
       <w:suppressLineNumbers/>
